--- a/templates/family-business-governance.docx
+++ b/templates/family-business-governance.docx
@@ -10,6 +10,10 @@
 Category Score: {categoryScore}/10 ({categoryRiskLevel} risk)
 FAMILY BUSINESS GOVERNANCE STRUCTURE
 This policy establishes governance framework for family business operations and oversight.
+RESPONSIBLE PARTIES:
+Primary Authority: {householdHead}
+Board Members: {decisionMakers}
+Advisory Board: {advisors}
 IDENTIFIED GAPS TO ADDRESS:
 {#gaps}• {description} - {severity} Priority
   Recommendation: {recommendation}
@@ -22,6 +26,8 @@
 {/recommendations}
 BUSINESS GOVERNANCE FRAMEWORK:
 1. Board structure and family/independent director balance
+   Family board members: {decisionMakers}
+   Advisory board members: {advisors}
 2. Family employment policies and merit requirements
 3. Compensation transparency and fairness principles
 4. Conflict of interest policies and disclosure requirements</w:t>
